--- a/docs/医学知识图谱综述.docx
+++ b/docs/医学知识图谱综述.docx
@@ -297,6 +297,20 @@
           <w:sz w:val="24"/>
         </w:rPr>
         <w:t>Zhao 等提出的 MedRAG 面向 Healthcare Copilot 场景，将知识图谱诱导推理引入 RAG 模型。该方法构建四层层级诊断知识图谱，刻画不同疾病之间的关键诊断差异，并将图谱中的诊断差异与电子病历相似病例检索结果结合，用于提升诊断建议的准确性和特异性[17]。与普通医学问答不同，临床诊断往往需要区分表现相似但病因不同的疾病，因此 MedRAG 对“相似疾病之间关键差异”的建模，对辅助诊疗系统具有较强启发。</w:t>
+      </w:r>
+    </w:p>
+    <w:p>
+      <w:pPr>
+        <w:spacing w:before="0" w:after="100" w:line="276" w:lineRule="auto"/>
+        <w:ind w:firstLine="420"/>
+      </w:pPr>
+      <w:r>
+        <w:rPr>
+          <w:rFonts w:ascii="Times New Roman" w:hAnsi="Times New Roman" w:eastAsia="宋体"/>
+          <w:b w:val="0"/>
+          <w:sz w:val="24"/>
+        </w:rPr>
+        <w:t>Li 等提出的 MedCoRAG 面向肝病辅助诊断，将临床指南检索、UMLS 知识图谱路径与多专科智能体协作结合。该方法先从病例中提取并规范化异常发现，生成候选诊断，再联合检索指南片段与图谱路径，依据完整病例语境和指南对路径进行修剪，形成患者相关证据包。在推理阶段，路由智能体根据病例复杂程度调度相关专科智能体；当现有证据不足时，专科智能体提出具体问题并触发定向再检索，最后由综合智能体整合分析结果，形成可追溯的诊断结论[29]。研究在 MIMIC-IV 肝病病例上进行了评价，报告了诊断表现和推理可解释性的改善。该工作说明，知识图谱增强 RAG 可以进一步与指南约束和迭代协作结合，使证据检索参与诊断判断的更新，为专病辅助诊疗系统提供方法参考。</w:t>
       </w:r>
     </w:p>
     <w:p>
@@ -852,6 +866,100 @@
                 <w:sz w:val="21"/>
               </w:rPr>
               <w:t>提升复杂医学问题回答、诊断特异性和证据可追溯性</w:t>
+            </w:r>
+          </w:p>
+        </w:tc>
+      </w:tr>
+      <w:tr>
+        <w:tblPrEx>
+          <w:tblBorders>
+            <w:top w:val="single" w:color="D9D9D9" w:sz="4" w:space="0"/>
+            <w:left w:val="single" w:color="D9D9D9" w:sz="4" w:space="0"/>
+            <w:bottom w:val="single" w:color="D9D9D9" w:sz="4" w:space="0"/>
+            <w:right w:val="single" w:color="D9D9D9" w:sz="4" w:space="0"/>
+            <w:insideH w:val="single" w:color="D9D9D9" w:sz="4" w:space="0"/>
+            <w:insideV w:val="single" w:color="D9D9D9" w:sz="4" w:space="0"/>
+          </w:tblBorders>
+          <w:tblCellMar>
+            <w:top w:w="0" w:type="dxa"/>
+            <w:left w:w="108" w:type="dxa"/>
+            <w:bottom w:w="0" w:type="dxa"/>
+            <w:right w:w="108" w:type="dxa"/>
+          </w:tblCellMar>
+        </w:tblPrEx>
+        <w:tc>
+          <w:tcPr>
+            <w:tcW w:w="2705" w:type="dxa"/>
+          </w:tcPr>
+          <w:p>
+            <w:pPr>
+              <w:spacing w:after="0"/>
+              <w:jc w:val="left"/>
+            </w:pPr>
+            <w:r>
+              <w:rPr>
+                <w:rFonts w:ascii="Times New Roman" w:hAnsi="Times New Roman" w:eastAsia="宋体"/>
+                <w:b w:val="0"/>
+                <w:sz w:val="21"/>
+              </w:rPr>
+              <w:t>混合检索与多专科协作</w:t>
+            </w:r>
+          </w:p>
+        </w:tc>
+        <w:tc>
+          <w:tcPr>
+            <w:tcW w:w="2705" w:type="dxa"/>
+          </w:tcPr>
+          <w:p>
+            <w:pPr>
+              <w:spacing w:after="0"/>
+              <w:jc w:val="left"/>
+            </w:pPr>
+            <w:r>
+              <w:rPr>
+                <w:rFonts w:ascii="Times New Roman" w:hAnsi="Times New Roman" w:eastAsia="宋体"/>
+                <w:b w:val="0"/>
+                <w:sz w:val="21"/>
+              </w:rPr>
+              <w:t>Li 等；MedCoRAG[29]</w:t>
+            </w:r>
+          </w:p>
+        </w:tc>
+        <w:tc>
+          <w:tcPr>
+            <w:tcW w:w="2705" w:type="dxa"/>
+          </w:tcPr>
+          <w:p>
+            <w:pPr>
+              <w:spacing w:after="0"/>
+              <w:jc w:val="left"/>
+            </w:pPr>
+            <w:r>
+              <w:rPr>
+                <w:rFonts w:ascii="Times New Roman" w:hAnsi="Times New Roman" w:eastAsia="宋体"/>
+                <w:b w:val="0"/>
+                <w:sz w:val="21"/>
+              </w:rPr>
+              <w:t>联合指南与 UMLS 图路径检索，进行指南约束修剪及定向再检索</w:t>
+            </w:r>
+          </w:p>
+        </w:tc>
+        <w:tc>
+          <w:tcPr>
+            <w:tcW w:w="2705" w:type="dxa"/>
+          </w:tcPr>
+          <w:p>
+            <w:pPr>
+              <w:spacing w:after="0"/>
+              <w:jc w:val="left"/>
+            </w:pPr>
+            <w:r>
+              <w:rPr>
+                <w:rFonts w:ascii="Times New Roman" w:hAnsi="Times New Roman" w:eastAsia="宋体"/>
+                <w:b w:val="0"/>
+                <w:sz w:val="21"/>
+              </w:rPr>
+              <w:t>支持肝病鉴别分析与可追溯诊断</w:t>
             </w:r>
           </w:p>
         </w:tc>
@@ -1459,6 +1567,20 @@
         <w:t>[28] 卿正. 知识图谱与大模型协同的智能问答方法研究及应用[D]. 成都: 电子科技大学, 2025.</w:t>
       </w:r>
     </w:p>
+    <w:p>
+      <w:pPr>
+        <w:spacing w:after="60" w:line="276" w:lineRule="auto"/>
+        <w:ind w:left="408" w:hanging="408"/>
+      </w:pPr>
+      <w:r>
+        <w:rPr>
+          <w:rFonts w:ascii="Times New Roman" w:hAnsi="Times New Roman" w:eastAsia="宋体"/>
+          <w:b w:val="0"/>
+          <w:sz w:val="21"/>
+        </w:rPr>
+        <w:t>[29] LI Z, XU J, HU Z, et al. MedCoRAG: Interpretable Hepatology Diagnosis via Hybrid Evidence Retrieval and Multispecialty Consensus[DB/OL]. arXiv:2603.05129, 2026. https://doi.org/10.48550/arXiv.2603.05129.</w:t>
+      </w:r>
+    </w:p>
     <w:sectPr>
       <w:pgSz w:w="12240" w:h="15840"/>
       <w:pgMar w:top="567" w:right="709" w:bottom="567" w:left="709" w:header="720" w:footer="720" w:gutter="0"/>

--- a/docs/医学知识图谱综述.docx
+++ b/docs/医学知识图谱综述.docx
@@ -4,7 +4,7 @@
   <w:body>
     <w:p>
       <w:pPr>
-        <w:pStyle w:val="31"/>
+        <w:pStyle w:val="32"/>
         <w:spacing w:after="200"/>
         <w:jc w:val="center"/>
       </w:pPr>
@@ -44,8 +44,6 @@
         </w:rPr>
         <w:t>近年来，大语言模型在医学问答、病例摘要、辅助诊疗、病历质控和医学文献处理等任务中表现出较强的自然语言理解与生成能力。与传统机器学习模型相比，大语言模型能够处理非结构化医学文本，解释复杂医学概念，并通过对话形式支持医生、患者和研究者获取医学信息。但是，医疗场景对可靠性、可解释性和可追溯性要求极高，单纯依赖模型参数记忆生成回答，容易出现知识过时、事实错误、文献引用不准确和医学幻觉等问题[1-3]。</w:t>
       </w:r>
-      <w:bookmarkStart w:id="0" w:name="_GoBack"/>
-      <w:bookmarkEnd w:id="0"/>
     </w:p>
     <w:p>
       <w:pPr>
@@ -371,7 +369,7 @@
     </w:p>
     <w:tbl>
       <w:tblPr>
-        <w:tblStyle w:val="32"/>
+        <w:tblStyle w:val="33"/>
         <w:tblW w:w="0" w:type="auto"/>
         <w:tblInd w:w="0" w:type="dxa"/>
         <w:tblBorders>
@@ -1037,73 +1035,110 @@
     </w:p>
     <w:p>
       <w:pPr>
-        <w:spacing w:before="0" w:after="100" w:line="276" w:lineRule="auto"/>
-        <w:ind w:firstLine="420"/>
+        <w:pStyle w:val="30"/>
+        <w:keepNext w:val="0"/>
+        <w:keepLines w:val="0"/>
+        <w:widowControl/>
+        <w:suppressLineNumbers w:val="0"/>
+        <w:spacing w:before="0" w:beforeAutospacing="1" w:after="0" w:afterAutospacing="1"/>
+        <w:ind w:left="0" w:right="0" w:firstLine="480" w:firstLineChars="200"/>
       </w:pPr>
       <w:r>
-        <w:rPr>
-          <w:rFonts w:ascii="Times New Roman" w:hAnsi="Times New Roman" w:eastAsia="宋体"/>
-          <w:b w:val="0"/>
-          <w:sz w:val="24"/>
-        </w:rPr>
-        <w:t>综合来看，知识图谱与 RAG 在医疗领域已经形成较清晰的发展趋势，但仍存在若干不足。第一，现有医疗 RAG 多以文本片段检索为主，虽然能够补充外部知识，但对疾病层级、诊断标准、支持证据、反驳证据和证据冲突的结构化建模仍不充分。对于复杂疾病辅助诊疗而言，仅检索相关文献并不能保证模型理解证据之间的医学关系。</w:t>
+        <w:t>综合现有研究，知识图谱与 RAG 已逐渐成为医疗大语言模型增强的重要技术路线，但距离复杂临床场景中的可靠应用仍存在若干关键问题。</w:t>
       </w:r>
     </w:p>
     <w:p>
       <w:pPr>
-        <w:spacing w:before="0" w:after="100" w:line="276" w:lineRule="auto"/>
-        <w:ind w:firstLine="420"/>
+        <w:pStyle w:val="30"/>
+        <w:keepNext w:val="0"/>
+        <w:keepLines w:val="0"/>
+        <w:widowControl/>
+        <w:suppressLineNumbers w:val="0"/>
+        <w:spacing w:before="0" w:beforeAutospacing="1" w:after="0" w:afterAutospacing="1"/>
+        <w:ind w:right="0" w:firstLine="480" w:firstLineChars="200"/>
       </w:pPr>
       <w:r>
+        <w:t>首先，</w:t>
+      </w:r>
+      <w:r>
         <w:rPr>
-          <w:rFonts w:ascii="Times New Roman" w:hAnsi="Times New Roman" w:eastAsia="宋体"/>
-          <w:b w:val="0"/>
-          <w:sz w:val="24"/>
+          <w:rStyle w:val="134"/>
         </w:rPr>
-        <w:t>第二，现有知识图谱增强方法多关注实体、关系和路径检索，对证据极性的区分不足。临床证据并不都是支持结论的，有些证据会削弱某个诊断假设，有些证据提示需要进一步检查，还有些证据之间存在冲突。若图谱只表达“相关”关系，而不表达“支持”“反驳”“缺失”“冲突”等关系，就难以满足临床报告复核需求。</w:t>
+        <w:t>现有研究仍以医学知识问答、报告生成、摘要和信息抽取等任务为主，与真实临床诊疗流程之间仍存在一定差距</w:t>
+      </w:r>
+      <w:r>
+        <w:t>。虽然部分研究已经开始探索辅助诊断和临床决策支持，但多数工作仍基于公开数据集或构造任务进行验证，真正结合专科诊疗流程、真实世界患者数据和临床工作流开展系统研究的工作仍相对有限。</w:t>
       </w:r>
     </w:p>
     <w:p>
       <w:pPr>
-        <w:spacing w:before="0" w:after="100" w:line="276" w:lineRule="auto"/>
-        <w:ind w:firstLine="420"/>
+        <w:pStyle w:val="30"/>
+        <w:keepNext w:val="0"/>
+        <w:keepLines w:val="0"/>
+        <w:widowControl/>
+        <w:suppressLineNumbers w:val="0"/>
+        <w:spacing w:before="0" w:beforeAutospacing="1" w:after="0" w:afterAutospacing="1"/>
+        <w:ind w:left="0" w:right="0" w:firstLine="480" w:firstLineChars="200"/>
       </w:pPr>
       <w:r>
+        <w:t>其次，</w:t>
+      </w:r>
+      <w:r>
         <w:rPr>
-          <w:rFonts w:ascii="Times New Roman" w:hAnsi="Times New Roman" w:eastAsia="宋体"/>
-          <w:b w:val="0"/>
-          <w:sz w:val="24"/>
+          <w:rStyle w:val="134"/>
         </w:rPr>
-        <w:t>第三，现有研究常以医学问答准确率、选择题得分或一般文本生成质量作为主要评价指标，对临床可复核性指标关注不足。例如，关键结论是否能回溯到病例原文、引用来源是否准确、反证是否被保留、缺失证据是否被识别、图谱路径是否完整等，都应成为医疗 KG-RAG 系统的重要评价维度。</w:t>
+        <w:t>复杂临床证据的统一组织与融合能力仍不足</w:t>
+      </w:r>
+      <w:r>
+        <w:t>。临床诊断往往需要综合患者症状、既往史、量表、影像、实验室检查、生物标志物以及指南和医学文献等多来源信息，同时还需要考虑时间变化、模态缺失以及不同证据之间的一致或冲突关系。现有医疗 RAG 多以文本片段检索为主，知识图谱增强方法虽然能够利用实体、关系和路径改善知识组织，但对多模态、时序以及多来源证据的整体建模仍有较大提升空间。</w:t>
       </w:r>
     </w:p>
     <w:p>
       <w:pPr>
-        <w:spacing w:before="0" w:after="100" w:line="276" w:lineRule="auto"/>
-        <w:ind w:firstLine="420"/>
+        <w:pStyle w:val="30"/>
+        <w:keepNext w:val="0"/>
+        <w:keepLines w:val="0"/>
+        <w:widowControl/>
+        <w:suppressLineNumbers w:val="0"/>
+        <w:spacing w:before="0" w:beforeAutospacing="1" w:after="0" w:afterAutospacing="1"/>
+        <w:ind w:left="0" w:right="0" w:firstLine="480" w:firstLineChars="200"/>
       </w:pPr>
       <w:r>
+        <w:t>第三，</w:t>
+      </w:r>
+      <w:r>
         <w:rPr>
-          <w:rFonts w:ascii="Times New Roman" w:hAnsi="Times New Roman" w:eastAsia="宋体"/>
-          <w:b w:val="0"/>
-          <w:sz w:val="24"/>
+          <w:rStyle w:val="134"/>
         </w:rPr>
-        <w:t>第四，许多研究仍停留在通用医学问答或单轮咨询任务上。2026 年综述显示，医学 RAG 研究虽然数量增长很快，但任务仍集中在问答、报告生成、摘要和信息抽取，真正进入疾病专科诊疗流程、真实世界临床验证和多模态辅助决策的研究仍不足[14,16-17]。在神经退行性疾病、肿瘤、罕见病和慢病管理等复杂场景中，诊断结论往往并非单一标签，而是由临床表现、病理机制、检查证据和不确定性共同构成。</w:t>
+        <w:t>现有系统的可解释性和可追溯性仍难以充分满足临床复核需求</w:t>
+      </w:r>
+      <w:r>
+        <w:t>。当前许多研究重点关注模型能否生成正确答案，而对于模型结论如何与患者原始证据、指南条款、医学文献以及结构化知识之间建立明确对应关系，仍缺少统一的方法。特别是在复杂诊断任务中，如何呈现关键证据、相互矛盾的信息以及模型判断中的不确定性，是医疗智能系统进一步走向临床应用需要解决的问题。</w:t>
       </w:r>
     </w:p>
     <w:p>
       <w:pPr>
-        <w:spacing w:before="0" w:after="100" w:line="276" w:lineRule="auto"/>
-        <w:ind w:firstLine="420"/>
+        <w:pStyle w:val="30"/>
+        <w:keepNext w:val="0"/>
+        <w:keepLines w:val="0"/>
+        <w:widowControl/>
+        <w:suppressLineNumbers w:val="0"/>
+        <w:ind w:firstLine="480" w:firstLineChars="200"/>
       </w:pPr>
       <w:r>
+        <w:t>最后，</w:t>
+      </w:r>
+      <w:r>
         <w:rPr>
-          <w:rFonts w:ascii="Times New Roman" w:hAnsi="Times New Roman" w:eastAsia="宋体"/>
-          <w:b w:val="0"/>
-          <w:sz w:val="24"/>
+          <w:rStyle w:val="134"/>
         </w:rPr>
-        <w:t>第五，医疗大语言模型与知识图谱协同仍面临知识更新和质量控制问题。知识图谱构建依赖实体识别、关系抽取、实体对齐和人工校验，任何环节的错误都可能影响下游生成结果。大语言模型可以辅助图谱扩充，但模型抽取出的三元组同样需要事实核查和一致性检查，否则可能把生成错误固化为结构化知识。</w:t>
+        <w:t>评价体系和临床验证仍不成熟</w:t>
       </w:r>
+      <w:r>
+        <w:t>。现有研究常采用医学问答准确率、选择题得分或一般文本生成指标评价系统性能，但这些指标难以充分反映医疗场景中的证据忠实性、可追溯性、安全性、鲁棒性以及不确定性处理能力。此外，多数研究仍缺少真实世界、多中心或前瞻性临床验证，因此模型在实际医疗环境中的稳定性和实际价值仍有待进一步评估。</w:t>
+      </w:r>
+      <w:bookmarkStart w:id="0" w:name="_GoBack"/>
+      <w:bookmarkEnd w:id="0"/>
     </w:p>
     <w:p>
       <w:pPr>
@@ -1786,7 +1821,7 @@
   <w:docDefaults>
     <w:rPrDefault>
       <w:rPr>
-        <w:rFonts w:asciiTheme="minorHAnsi" w:hAnsiTheme="minorHAnsi" w:eastAsiaTheme="minorEastAsia" w:cstheme="minorBidi"/>
+        <w:rFonts w:ascii="Times New Roman" w:hAnsi="Times New Roman" w:eastAsia="宋体" w:cs="Times New Roman"/>
       </w:rPr>
     </w:rPrDefault>
     <w:pPrDefault/>
@@ -2040,7 +2075,7 @@
     <w:lsdException w:qFormat="1" w:unhideWhenUsed="0" w:uiPriority="67" w:semiHidden="0" w:name="Medium Grid 1 Accent 6"/>
     <w:lsdException w:qFormat="1" w:unhideWhenUsed="0" w:uiPriority="68" w:semiHidden="0" w:name="Medium Grid 2 Accent 6"/>
     <w:lsdException w:qFormat="1" w:unhideWhenUsed="0" w:uiPriority="69" w:semiHidden="0" w:name="Medium Grid 3 Accent 6"/>
-    <w:lsdException w:unhideWhenUsed="0" w:uiPriority="70" w:semiHidden="0" w:name="Dark List Accent 6"/>
+    <w:lsdException w:qFormat="1" w:unhideWhenUsed="0" w:uiPriority="70" w:semiHidden="0" w:name="Dark List Accent 6"/>
     <w:lsdException w:qFormat="1" w:unhideWhenUsed="0" w:uiPriority="71" w:semiHidden="0" w:name="Colorful Shading Accent 6"/>
     <w:lsdException w:unhideWhenUsed="0" w:uiPriority="72" w:semiHidden="0" w:name="Colorful List Accent 6"/>
     <w:lsdException w:qFormat="1" w:unhideWhenUsed="0" w:uiPriority="73" w:semiHidden="0" w:name="Colorful Grid Accent 6"/>
@@ -2063,7 +2098,7 @@
     <w:name w:val="heading 1"/>
     <w:basedOn w:val="1"/>
     <w:next w:val="1"/>
-    <w:link w:val="138"/>
+    <w:link w:val="139"/>
     <w:qFormat/>
     <w:uiPriority w:val="9"/>
     <w:pPr>
@@ -2084,7 +2119,7 @@
     <w:name w:val="heading 2"/>
     <w:basedOn w:val="1"/>
     <w:next w:val="1"/>
-    <w:link w:val="139"/>
+    <w:link w:val="140"/>
     <w:unhideWhenUsed/>
     <w:qFormat/>
     <w:uiPriority w:val="9"/>
@@ -2111,7 +2146,7 @@
     <w:name w:val="heading 3"/>
     <w:basedOn w:val="1"/>
     <w:next w:val="1"/>
-    <w:link w:val="140"/>
+    <w:link w:val="141"/>
     <w:unhideWhenUsed/>
     <w:qFormat/>
     <w:uiPriority w:val="9"/>
@@ -2137,7 +2172,7 @@
     <w:name w:val="heading 4"/>
     <w:basedOn w:val="1"/>
     <w:next w:val="1"/>
-    <w:link w:val="150"/>
+    <w:link w:val="151"/>
     <w:semiHidden/>
     <w:unhideWhenUsed/>
     <w:qFormat/>
@@ -2166,7 +2201,7 @@
     <w:name w:val="heading 5"/>
     <w:basedOn w:val="1"/>
     <w:next w:val="1"/>
-    <w:link w:val="151"/>
+    <w:link w:val="152"/>
     <w:semiHidden/>
     <w:unhideWhenUsed/>
     <w:qFormat/>
@@ -2186,7 +2221,7 @@
     <w:name w:val="heading 6"/>
     <w:basedOn w:val="1"/>
     <w:next w:val="1"/>
-    <w:link w:val="152"/>
+    <w:link w:val="153"/>
     <w:semiHidden/>
     <w:unhideWhenUsed/>
     <w:qFormat/>
@@ -2208,7 +2243,7 @@
     <w:name w:val="heading 7"/>
     <w:basedOn w:val="1"/>
     <w:next w:val="1"/>
-    <w:link w:val="153"/>
+    <w:link w:val="154"/>
     <w:semiHidden/>
     <w:unhideWhenUsed/>
     <w:qFormat/>
@@ -2238,7 +2273,7 @@
     <w:name w:val="heading 8"/>
     <w:basedOn w:val="1"/>
     <w:next w:val="1"/>
-    <w:link w:val="154"/>
+    <w:link w:val="155"/>
     <w:semiHidden/>
     <w:unhideWhenUsed/>
     <w:qFormat/>
@@ -2265,7 +2300,7 @@
     <w:name w:val="heading 9"/>
     <w:basedOn w:val="1"/>
     <w:next w:val="1"/>
-    <w:link w:val="155"/>
+    <w:link w:val="156"/>
     <w:semiHidden/>
     <w:unhideWhenUsed/>
     <w:qFormat/>
@@ -2293,14 +2328,14 @@
       </w14:textFill>
     </w:rPr>
   </w:style>
-  <w:style w:type="character" w:default="1" w:styleId="132">
+  <w:style w:type="character" w:default="1" w:styleId="133">
     <w:name w:val="Default Paragraph Font"/>
     <w:semiHidden/>
     <w:unhideWhenUsed/>
     <w:qFormat/>
     <w:uiPriority w:val="1"/>
   </w:style>
-  <w:style w:type="table" w:default="1" w:styleId="32">
+  <w:style w:type="table" w:default="1" w:styleId="33">
     <w:name w:val="Normal Table"/>
     <w:semiHidden/>
     <w:unhideWhenUsed/>
@@ -2317,7 +2352,7 @@
   </w:style>
   <w:style w:type="paragraph" w:styleId="2">
     <w:name w:val="macro"/>
-    <w:link w:val="147"/>
+    <w:link w:val="148"/>
     <w:unhideWhenUsed/>
     <w:qFormat/>
     <w:uiPriority w:val="99"/>
@@ -2420,7 +2455,7 @@
   <w:style w:type="paragraph" w:styleId="17">
     <w:name w:val="Body Text 3"/>
     <w:basedOn w:val="1"/>
-    <w:link w:val="146"/>
+    <w:link w:val="147"/>
     <w:unhideWhenUsed/>
     <w:qFormat/>
     <w:uiPriority w:val="99"/>
@@ -2449,7 +2484,7 @@
   <w:style w:type="paragraph" w:styleId="19">
     <w:name w:val="Body Text"/>
     <w:basedOn w:val="1"/>
-    <w:link w:val="144"/>
+    <w:link w:val="145"/>
     <w:unhideWhenUsed/>
     <w:qFormat/>
     <w:uiPriority w:val="99"/>
@@ -2511,6 +2546,21 @@
   <w:style w:type="paragraph" w:styleId="24">
     <w:name w:val="footer"/>
     <w:basedOn w:val="1"/>
+    <w:link w:val="137"/>
+    <w:unhideWhenUsed/>
+    <w:qFormat/>
+    <w:uiPriority w:val="99"/>
+    <w:pPr>
+      <w:tabs>
+        <w:tab w:val="center" w:pos="4680"/>
+        <w:tab w:val="right" w:pos="9360"/>
+      </w:tabs>
+      <w:spacing w:after="0" w:line="240" w:lineRule="auto"/>
+    </w:pPr>
+  </w:style>
+  <w:style w:type="paragraph" w:styleId="25">
+    <w:name w:val="header"/>
+    <w:basedOn w:val="1"/>
     <w:link w:val="136"/>
     <w:unhideWhenUsed/>
     <w:qFormat/>
@@ -2523,26 +2573,11 @@
       <w:spacing w:after="0" w:line="240" w:lineRule="auto"/>
     </w:pPr>
   </w:style>
-  <w:style w:type="paragraph" w:styleId="25">
-    <w:name w:val="header"/>
-    <w:basedOn w:val="1"/>
-    <w:link w:val="135"/>
-    <w:unhideWhenUsed/>
-    <w:qFormat/>
-    <w:uiPriority w:val="99"/>
-    <w:pPr>
-      <w:tabs>
-        <w:tab w:val="center" w:pos="4680"/>
-        <w:tab w:val="right" w:pos="9360"/>
-      </w:tabs>
-      <w:spacing w:after="0" w:line="240" w:lineRule="auto"/>
-    </w:pPr>
-  </w:style>
   <w:style w:type="paragraph" w:styleId="26">
     <w:name w:val="Subtitle"/>
     <w:basedOn w:val="1"/>
     <w:next w:val="1"/>
-    <w:link w:val="142"/>
+    <w:link w:val="143"/>
     <w:qFormat/>
     <w:uiPriority w:val="11"/>
     <w:rPr>
@@ -2574,7 +2609,7 @@
   <w:style w:type="paragraph" w:styleId="28">
     <w:name w:val="Body Text 2"/>
     <w:basedOn w:val="1"/>
-    <w:link w:val="145"/>
+    <w:link w:val="146"/>
     <w:unhideWhenUsed/>
     <w:qFormat/>
     <w:uiPriority w:val="99"/>
@@ -2595,6 +2630,23 @@
     </w:pPr>
   </w:style>
   <w:style w:type="paragraph" w:styleId="30">
+    <w:name w:val="Normal (Web)"/>
+    <w:basedOn w:val="1"/>
+    <w:semiHidden/>
+    <w:unhideWhenUsed/>
+    <w:uiPriority w:val="99"/>
+    <w:pPr>
+      <w:spacing w:before="0" w:beforeAutospacing="1" w:after="0" w:afterAutospacing="1"/>
+      <w:ind w:left="0" w:right="0"/>
+      <w:jc w:val="left"/>
+    </w:pPr>
+    <w:rPr>
+      <w:kern w:val="0"/>
+      <w:sz w:val="24"/>
+      <w:lang w:val="en-US" w:eastAsia="zh-CN" w:bidi="ar"/>
+    </w:rPr>
+  </w:style>
+  <w:style w:type="paragraph" w:styleId="31">
     <w:name w:val="List Continue 3"/>
     <w:basedOn w:val="1"/>
     <w:unhideWhenUsed/>
@@ -2606,11 +2658,11 @@
       <w:contextualSpacing/>
     </w:pPr>
   </w:style>
-  <w:style w:type="paragraph" w:styleId="31">
+  <w:style w:type="paragraph" w:styleId="32">
     <w:name w:val="Title"/>
     <w:basedOn w:val="1"/>
     <w:next w:val="1"/>
-    <w:link w:val="141"/>
+    <w:link w:val="142"/>
     <w:qFormat/>
     <w:uiPriority w:val="10"/>
     <w:pPr>
@@ -2630,9 +2682,9 @@
       <w:szCs w:val="52"/>
     </w:rPr>
   </w:style>
-  <w:style w:type="table" w:styleId="33">
+  <w:style w:type="table" w:styleId="34">
     <w:name w:val="Table Grid"/>
-    <w:basedOn w:val="32"/>
+    <w:basedOn w:val="33"/>
     <w:qFormat/>
     <w:uiPriority w:val="59"/>
     <w:pPr>
@@ -2655,9 +2707,9 @@
       </w:tblCellMar>
     </w:tblPr>
   </w:style>
-  <w:style w:type="table" w:styleId="34">
+  <w:style w:type="table" w:styleId="35">
     <w:name w:val="Light Shading"/>
-    <w:basedOn w:val="32"/>
+    <w:basedOn w:val="33"/>
     <w:qFormat/>
     <w:uiPriority w:val="60"/>
     <w:pPr>
@@ -2755,9 +2807,9 @@
       </w:tcPr>
     </w:tblStylePr>
   </w:style>
-  <w:style w:type="table" w:styleId="35">
+  <w:style w:type="table" w:styleId="36">
     <w:name w:val="Light Shading Accent 1"/>
-    <w:basedOn w:val="32"/>
+    <w:basedOn w:val="33"/>
     <w:qFormat/>
     <w:uiPriority w:val="60"/>
     <w:pPr>
@@ -2855,9 +2907,9 @@
       </w:tcPr>
     </w:tblStylePr>
   </w:style>
-  <w:style w:type="table" w:styleId="36">
+  <w:style w:type="table" w:styleId="37">
     <w:name w:val="Light Shading Accent 2"/>
-    <w:basedOn w:val="32"/>
+    <w:basedOn w:val="33"/>
     <w:uiPriority w:val="60"/>
     <w:pPr>
       <w:spacing w:after="0" w:line="240" w:lineRule="auto"/>
@@ -2954,9 +3006,9 @@
       </w:tcPr>
     </w:tblStylePr>
   </w:style>
-  <w:style w:type="table" w:styleId="37">
+  <w:style w:type="table" w:styleId="38">
     <w:name w:val="Light Shading Accent 3"/>
-    <w:basedOn w:val="32"/>
+    <w:basedOn w:val="33"/>
     <w:qFormat/>
     <w:uiPriority w:val="60"/>
     <w:pPr>
@@ -3054,9 +3106,9 @@
       </w:tcPr>
     </w:tblStylePr>
   </w:style>
-  <w:style w:type="table" w:styleId="38">
+  <w:style w:type="table" w:styleId="39">
     <w:name w:val="Light Shading Accent 4"/>
-    <w:basedOn w:val="32"/>
+    <w:basedOn w:val="33"/>
     <w:qFormat/>
     <w:uiPriority w:val="60"/>
     <w:pPr>
@@ -3154,9 +3206,9 @@
       </w:tcPr>
     </w:tblStylePr>
   </w:style>
-  <w:style w:type="table" w:styleId="39">
+  <w:style w:type="table" w:styleId="40">
     <w:name w:val="Light Shading Accent 5"/>
-    <w:basedOn w:val="32"/>
+    <w:basedOn w:val="33"/>
     <w:qFormat/>
     <w:uiPriority w:val="60"/>
     <w:pPr>
@@ -3254,9 +3306,9 @@
       </w:tcPr>
     </w:tblStylePr>
   </w:style>
-  <w:style w:type="table" w:styleId="40">
+  <w:style w:type="table" w:styleId="41">
     <w:name w:val="Light Shading Accent 6"/>
-    <w:basedOn w:val="32"/>
+    <w:basedOn w:val="33"/>
     <w:qFormat/>
     <w:uiPriority w:val="60"/>
     <w:pPr>
@@ -3354,9 +3406,9 @@
       </w:tcPr>
     </w:tblStylePr>
   </w:style>
-  <w:style w:type="table" w:styleId="41">
+  <w:style w:type="table" w:styleId="42">
     <w:name w:val="Light List"/>
-    <w:basedOn w:val="32"/>
+    <w:basedOn w:val="33"/>
     <w:qFormat/>
     <w:uiPriority w:val="61"/>
     <w:pPr>
@@ -3448,9 +3500,9 @@
       </w:tcPr>
     </w:tblStylePr>
   </w:style>
-  <w:style w:type="table" w:styleId="42">
+  <w:style w:type="table" w:styleId="43">
     <w:name w:val="Light List Accent 1"/>
-    <w:basedOn w:val="32"/>
+    <w:basedOn w:val="33"/>
     <w:uiPriority w:val="61"/>
     <w:pPr>
       <w:spacing w:after="0" w:line="240" w:lineRule="auto"/>
@@ -3541,9 +3593,9 @@
       </w:tcPr>
     </w:tblStylePr>
   </w:style>
-  <w:style w:type="table" w:styleId="43">
+  <w:style w:type="table" w:styleId="44">
     <w:name w:val="Light List Accent 2"/>
-    <w:basedOn w:val="32"/>
+    <w:basedOn w:val="33"/>
     <w:qFormat/>
     <w:uiPriority w:val="61"/>
     <w:pPr>
@@ -3635,9 +3687,9 @@
       </w:tcPr>
     </w:tblStylePr>
   </w:style>
-  <w:style w:type="table" w:styleId="44">
+  <w:style w:type="table" w:styleId="45">
     <w:name w:val="Light List Accent 3"/>
-    <w:basedOn w:val="32"/>
+    <w:basedOn w:val="33"/>
     <w:qFormat/>
     <w:uiPriority w:val="61"/>
     <w:pPr>
@@ -3729,9 +3781,9 @@
       </w:tcPr>
     </w:tblStylePr>
   </w:style>
-  <w:style w:type="table" w:styleId="45">
+  <w:style w:type="table" w:styleId="46">
     <w:name w:val="Light List Accent 4"/>
-    <w:basedOn w:val="32"/>
+    <w:basedOn w:val="33"/>
     <w:qFormat/>
     <w:uiPriority w:val="61"/>
     <w:pPr>
@@ -3823,9 +3875,9 @@
       </w:tcPr>
     </w:tblStylePr>
   </w:style>
-  <w:style w:type="table" w:styleId="46">
+  <w:style w:type="table" w:styleId="47">
     <w:name w:val="Light List Accent 5"/>
-    <w:basedOn w:val="32"/>
+    <w:basedOn w:val="33"/>
     <w:qFormat/>
     <w:uiPriority w:val="61"/>
     <w:pPr>
@@ -3917,9 +3969,9 @@
       </w:tcPr>
     </w:tblStylePr>
   </w:style>
-  <w:style w:type="table" w:styleId="47">
+  <w:style w:type="table" w:styleId="48">
     <w:name w:val="Light List Accent 6"/>
-    <w:basedOn w:val="32"/>
+    <w:basedOn w:val="33"/>
     <w:qFormat/>
     <w:uiPriority w:val="61"/>
     <w:pPr>
@@ -4011,9 +4063,9 @@
       </w:tcPr>
     </w:tblStylePr>
   </w:style>
-  <w:style w:type="table" w:styleId="48">
+  <w:style w:type="table" w:styleId="49">
     <w:name w:val="Light Grid"/>
-    <w:basedOn w:val="32"/>
+    <w:basedOn w:val="33"/>
     <w:qFormat/>
     <w:uiPriority w:val="62"/>
     <w:pPr>
@@ -4138,9 +4190,9 @@
       </w:tcPr>
     </w:tblStylePr>
   </w:style>
-  <w:style w:type="table" w:styleId="49">
+  <w:style w:type="table" w:styleId="50">
     <w:name w:val="Light Grid Accent 1"/>
-    <w:basedOn w:val="32"/>
+    <w:basedOn w:val="33"/>
     <w:qFormat/>
     <w:uiPriority w:val="62"/>
     <w:pPr>
@@ -4265,9 +4317,9 @@
       </w:tcPr>
     </w:tblStylePr>
   </w:style>
-  <w:style w:type="table" w:styleId="50">
+  <w:style w:type="table" w:styleId="51">
     <w:name w:val="Light Grid Accent 2"/>
-    <w:basedOn w:val="32"/>
+    <w:basedOn w:val="33"/>
     <w:qFormat/>
     <w:uiPriority w:val="62"/>
     <w:pPr>
@@ -4392,9 +4444,9 @@
       </w:tcPr>
     </w:tblStylePr>
   </w:style>
-  <w:style w:type="table" w:styleId="51">
+  <w:style w:type="table" w:styleId="52">
     <w:name w:val="Light Grid Accent 3"/>
-    <w:basedOn w:val="32"/>
+    <w:basedOn w:val="33"/>
     <w:qFormat/>
     <w:uiPriority w:val="62"/>
     <w:pPr>
@@ -4519,9 +4571,9 @@
       </w:tcPr>
     </w:tblStylePr>
   </w:style>
-  <w:style w:type="table" w:styleId="52">
+  <w:style w:type="table" w:styleId="53">
     <w:name w:val="Light Grid Accent 4"/>
-    <w:basedOn w:val="32"/>
+    <w:basedOn w:val="33"/>
     <w:qFormat/>
     <w:uiPriority w:val="62"/>
     <w:pPr>
@@ -4646,9 +4698,9 @@
       </w:tcPr>
     </w:tblStylePr>
   </w:style>
-  <w:style w:type="table" w:styleId="53">
+  <w:style w:type="table" w:styleId="54">
     <w:name w:val="Light Grid Accent 5"/>
-    <w:basedOn w:val="32"/>
+    <w:basedOn w:val="33"/>
     <w:qFormat/>
     <w:uiPriority w:val="62"/>
     <w:pPr>
@@ -4773,9 +4825,9 @@
       </w:tcPr>
     </w:tblStylePr>
   </w:style>
-  <w:style w:type="table" w:styleId="54">
+  <w:style w:type="table" w:styleId="55">
     <w:name w:val="Light Grid Accent 6"/>
-    <w:basedOn w:val="32"/>
+    <w:basedOn w:val="33"/>
     <w:qFormat/>
     <w:uiPriority w:val="62"/>
     <w:pPr>
@@ -4900,9 +4952,9 @@
       </w:tcPr>
     </w:tblStylePr>
   </w:style>
-  <w:style w:type="table" w:styleId="55">
+  <w:style w:type="table" w:styleId="56">
     <w:name w:val="Medium Shading 1"/>
-    <w:basedOn w:val="32"/>
+    <w:basedOn w:val="33"/>
     <w:qFormat/>
     <w:uiPriority w:val="63"/>
     <w:pPr>
@@ -5008,9 +5060,9 @@
       </w:tcPr>
     </w:tblStylePr>
   </w:style>
-  <w:style w:type="table" w:styleId="56">
+  <w:style w:type="table" w:styleId="57">
     <w:name w:val="Medium Shading 1 Accent 1"/>
-    <w:basedOn w:val="32"/>
+    <w:basedOn w:val="33"/>
     <w:uiPriority w:val="63"/>
     <w:pPr>
       <w:spacing w:after="0" w:line="240" w:lineRule="auto"/>
@@ -5115,9 +5167,9 @@
       </w:tcPr>
     </w:tblStylePr>
   </w:style>
-  <w:style w:type="table" w:styleId="57">
+  <w:style w:type="table" w:styleId="58">
     <w:name w:val="Medium Shading 1 Accent 2"/>
-    <w:basedOn w:val="32"/>
+    <w:basedOn w:val="33"/>
     <w:qFormat/>
     <w:uiPriority w:val="63"/>
     <w:pPr>
@@ -5223,9 +5275,9 @@
       </w:tcPr>
     </w:tblStylePr>
   </w:style>
-  <w:style w:type="table" w:styleId="58">
+  <w:style w:type="table" w:styleId="59">
     <w:name w:val="Medium Shading 1 Accent 3"/>
-    <w:basedOn w:val="32"/>
+    <w:basedOn w:val="33"/>
     <w:qFormat/>
     <w:uiPriority w:val="63"/>
     <w:pPr>
@@ -5331,9 +5383,9 @@
       </w:tcPr>
     </w:tblStylePr>
   </w:style>
-  <w:style w:type="table" w:styleId="59">
+  <w:style w:type="table" w:styleId="60">
     <w:name w:val="Medium Shading 1 Accent 4"/>
-    <w:basedOn w:val="32"/>
+    <w:basedOn w:val="33"/>
     <w:uiPriority w:val="63"/>
     <w:pPr>
       <w:spacing w:after="0" w:line="240" w:lineRule="auto"/>
@@ -5438,9 +5490,9 @@
       </w:tcPr>
     </w:tblStylePr>
   </w:style>
-  <w:style w:type="table" w:styleId="60">
+  <w:style w:type="table" w:styleId="61">
     <w:name w:val="Medium Shading 1 Accent 5"/>
-    <w:basedOn w:val="32"/>
+    <w:basedOn w:val="33"/>
     <w:qFormat/>
     <w:uiPriority w:val="63"/>
     <w:pPr>
@@ -5546,9 +5598,9 @@
       </w:tcPr>
     </w:tblStylePr>
   </w:style>
-  <w:style w:type="table" w:styleId="61">
+  <w:style w:type="table" w:styleId="62">
     <w:name w:val="Medium Shading 1 Accent 6"/>
-    <w:basedOn w:val="32"/>
+    <w:basedOn w:val="33"/>
     <w:qFormat/>
     <w:uiPriority w:val="63"/>
     <w:pPr>
@@ -5654,9 +5706,9 @@
       </w:tcPr>
     </w:tblStylePr>
   </w:style>
-  <w:style w:type="table" w:styleId="62">
+  <w:style w:type="table" w:styleId="63">
     <w:name w:val="Medium Shading 2"/>
-    <w:basedOn w:val="32"/>
+    <w:basedOn w:val="33"/>
     <w:qFormat/>
     <w:uiPriority w:val="64"/>
     <w:pPr>
@@ -5820,9 +5872,9 @@
       </w:tcPr>
     </w:tblStylePr>
   </w:style>
-  <w:style w:type="table" w:styleId="63">
+  <w:style w:type="table" w:styleId="64">
     <w:name w:val="Medium Shading 2 Accent 1"/>
-    <w:basedOn w:val="32"/>
+    <w:basedOn w:val="33"/>
     <w:qFormat/>
     <w:uiPriority w:val="64"/>
     <w:pPr>
@@ -5986,9 +6038,9 @@
       </w:tcPr>
     </w:tblStylePr>
   </w:style>
-  <w:style w:type="table" w:styleId="64">
+  <w:style w:type="table" w:styleId="65">
     <w:name w:val="Medium Shading 2 Accent 2"/>
-    <w:basedOn w:val="32"/>
+    <w:basedOn w:val="33"/>
     <w:qFormat/>
     <w:uiPriority w:val="64"/>
     <w:pPr>
@@ -6152,9 +6204,9 @@
       </w:tcPr>
     </w:tblStylePr>
   </w:style>
-  <w:style w:type="table" w:styleId="65">
+  <w:style w:type="table" w:styleId="66">
     <w:name w:val="Medium Shading 2 Accent 3"/>
-    <w:basedOn w:val="32"/>
+    <w:basedOn w:val="33"/>
     <w:qFormat/>
     <w:uiPriority w:val="64"/>
     <w:pPr>
@@ -6318,9 +6370,9 @@
       </w:tcPr>
     </w:tblStylePr>
   </w:style>
-  <w:style w:type="table" w:styleId="66">
+  <w:style w:type="table" w:styleId="67">
     <w:name w:val="Medium Shading 2 Accent 4"/>
-    <w:basedOn w:val="32"/>
+    <w:basedOn w:val="33"/>
     <w:qFormat/>
     <w:uiPriority w:val="64"/>
     <w:pPr>
@@ -6484,9 +6536,9 @@
       </w:tcPr>
     </w:tblStylePr>
   </w:style>
-  <w:style w:type="table" w:styleId="67">
+  <w:style w:type="table" w:styleId="68">
     <w:name w:val="Medium Shading 2 Accent 5"/>
-    <w:basedOn w:val="32"/>
+    <w:basedOn w:val="33"/>
     <w:qFormat/>
     <w:uiPriority w:val="64"/>
     <w:pPr>
@@ -6650,9 +6702,9 @@
       </w:tcPr>
     </w:tblStylePr>
   </w:style>
-  <w:style w:type="table" w:styleId="68">
+  <w:style w:type="table" w:styleId="69">
     <w:name w:val="Medium Shading 2 Accent 6"/>
-    <w:basedOn w:val="32"/>
+    <w:basedOn w:val="33"/>
     <w:qFormat/>
     <w:uiPriority w:val="64"/>
     <w:pPr>
@@ -6816,9 +6868,9 @@
       </w:tcPr>
     </w:tblStylePr>
   </w:style>
-  <w:style w:type="table" w:styleId="69">
+  <w:style w:type="table" w:styleId="70">
     <w:name w:val="Medium List 1"/>
-    <w:basedOn w:val="32"/>
+    <w:basedOn w:val="33"/>
     <w:uiPriority w:val="65"/>
     <w:pPr>
       <w:spacing w:after="0" w:line="240" w:lineRule="auto"/>
@@ -6906,9 +6958,9 @@
       </w:tcPr>
     </w:tblStylePr>
   </w:style>
-  <w:style w:type="table" w:styleId="70">
+  <w:style w:type="table" w:styleId="71">
     <w:name w:val="Medium List 1 Accent 1"/>
-    <w:basedOn w:val="32"/>
+    <w:basedOn w:val="33"/>
     <w:qFormat/>
     <w:uiPriority w:val="65"/>
     <w:pPr>
@@ -6997,9 +7049,9 @@
       </w:tcPr>
     </w:tblStylePr>
   </w:style>
-  <w:style w:type="table" w:styleId="71">
+  <w:style w:type="table" w:styleId="72">
     <w:name w:val="Medium List 1 Accent 2"/>
-    <w:basedOn w:val="32"/>
+    <w:basedOn w:val="33"/>
     <w:qFormat/>
     <w:uiPriority w:val="65"/>
     <w:pPr>
@@ -7088,9 +7140,9 @@
       </w:tcPr>
     </w:tblStylePr>
   </w:style>
-  <w:style w:type="table" w:styleId="72">
+  <w:style w:type="table" w:styleId="73">
     <w:name w:val="Medium List 1 Accent 3"/>
-    <w:basedOn w:val="32"/>
+    <w:basedOn w:val="33"/>
     <w:uiPriority w:val="65"/>
     <w:pPr>
       <w:spacing w:after="0" w:line="240" w:lineRule="auto"/>
@@ -7178,9 +7230,9 @@
       </w:tcPr>
     </w:tblStylePr>
   </w:style>
-  <w:style w:type="table" w:styleId="73">
+  <w:style w:type="table" w:styleId="74">
     <w:name w:val="Medium List 1 Accent 4"/>
-    <w:basedOn w:val="32"/>
+    <w:basedOn w:val="33"/>
     <w:qFormat/>
     <w:uiPriority w:val="65"/>
     <w:pPr>
@@ -7269,9 +7321,9 @@
       </w:tcPr>
     </w:tblStylePr>
   </w:style>
-  <w:style w:type="table" w:styleId="74">
+  <w:style w:type="table" w:styleId="75">
     <w:name w:val="Medium List 1 Accent 5"/>
-    <w:basedOn w:val="32"/>
+    <w:basedOn w:val="33"/>
     <w:qFormat/>
     <w:uiPriority w:val="65"/>
     <w:pPr>
@@ -7360,9 +7412,9 @@
       </w:tcPr>
     </w:tblStylePr>
   </w:style>
-  <w:style w:type="table" w:styleId="75">
+  <w:style w:type="table" w:styleId="76">
     <w:name w:val="Medium List 1 Accent 6"/>
-    <w:basedOn w:val="32"/>
+    <w:basedOn w:val="33"/>
     <w:uiPriority w:val="65"/>
     <w:pPr>
       <w:spacing w:after="0" w:line="240" w:lineRule="auto"/>
@@ -7450,9 +7502,9 @@
       </w:tcPr>
     </w:tblStylePr>
   </w:style>
-  <w:style w:type="table" w:styleId="76">
+  <w:style w:type="table" w:styleId="77">
     <w:name w:val="Medium List 2"/>
-    <w:basedOn w:val="32"/>
+    <w:basedOn w:val="33"/>
     <w:qFormat/>
     <w:uiPriority w:val="66"/>
     <w:pPr>
@@ -7580,9 +7632,9 @@
       </w:tcPr>
     </w:tblStylePr>
   </w:style>
-  <w:style w:type="table" w:styleId="77">
+  <w:style w:type="table" w:styleId="78">
     <w:name w:val="Medium List 2 Accent 1"/>
-    <w:basedOn w:val="32"/>
+    <w:basedOn w:val="33"/>
     <w:qFormat/>
     <w:uiPriority w:val="66"/>
     <w:pPr>
@@ -7710,9 +7762,9 @@
       </w:tcPr>
     </w:tblStylePr>
   </w:style>
-  <w:style w:type="table" w:styleId="78">
+  <w:style w:type="table" w:styleId="79">
     <w:name w:val="Medium List 2 Accent 2"/>
-    <w:basedOn w:val="32"/>
+    <w:basedOn w:val="33"/>
     <w:qFormat/>
     <w:uiPriority w:val="66"/>
     <w:pPr>
@@ -7840,9 +7892,9 @@
       </w:tcPr>
     </w:tblStylePr>
   </w:style>
-  <w:style w:type="table" w:styleId="79">
+  <w:style w:type="table" w:styleId="80">
     <w:name w:val="Medium List 2 Accent 3"/>
-    <w:basedOn w:val="32"/>
+    <w:basedOn w:val="33"/>
     <w:qFormat/>
     <w:uiPriority w:val="66"/>
     <w:pPr>
@@ -7970,9 +8022,9 @@
       </w:tcPr>
     </w:tblStylePr>
   </w:style>
-  <w:style w:type="table" w:styleId="80">
+  <w:style w:type="table" w:styleId="81">
     <w:name w:val="Medium List 2 Accent 4"/>
-    <w:basedOn w:val="32"/>
+    <w:basedOn w:val="33"/>
     <w:qFormat/>
     <w:uiPriority w:val="66"/>
     <w:pPr>
@@ -8100,9 +8152,9 @@
       </w:tcPr>
     </w:tblStylePr>
   </w:style>
-  <w:style w:type="table" w:styleId="81">
+  <w:style w:type="table" w:styleId="82">
     <w:name w:val="Medium List 2 Accent 5"/>
-    <w:basedOn w:val="32"/>
+    <w:basedOn w:val="33"/>
     <w:qFormat/>
     <w:uiPriority w:val="66"/>
     <w:pPr>
@@ -8230,9 +8282,9 @@
       </w:tcPr>
     </w:tblStylePr>
   </w:style>
-  <w:style w:type="table" w:styleId="82">
+  <w:style w:type="table" w:styleId="83">
     <w:name w:val="Medium List 2 Accent 6"/>
-    <w:basedOn w:val="32"/>
+    <w:basedOn w:val="33"/>
     <w:qFormat/>
     <w:uiPriority w:val="66"/>
     <w:pPr>
@@ -8360,9 +8412,9 @@
       </w:tcPr>
     </w:tblStylePr>
   </w:style>
-  <w:style w:type="table" w:styleId="83">
+  <w:style w:type="table" w:styleId="84">
     <w:name w:val="Medium Grid 1"/>
-    <w:basedOn w:val="32"/>
+    <w:basedOn w:val="33"/>
     <w:uiPriority w:val="67"/>
     <w:pPr>
       <w:spacing w:after="0" w:line="240" w:lineRule="auto"/>
@@ -8429,9 +8481,9 @@
       </w:tcPr>
     </w:tblStylePr>
   </w:style>
-  <w:style w:type="table" w:styleId="84">
+  <w:style w:type="table" w:styleId="85">
     <w:name w:val="Medium Grid 1 Accent 1"/>
-    <w:basedOn w:val="32"/>
+    <w:basedOn w:val="33"/>
     <w:uiPriority w:val="67"/>
     <w:pPr>
       <w:spacing w:after="0" w:line="240" w:lineRule="auto"/>
@@ -8498,9 +8550,9 @@
       </w:tcPr>
     </w:tblStylePr>
   </w:style>
-  <w:style w:type="table" w:styleId="85">
+  <w:style w:type="table" w:styleId="86">
     <w:name w:val="Medium Grid 1 Accent 2"/>
-    <w:basedOn w:val="32"/>
+    <w:basedOn w:val="33"/>
     <w:qFormat/>
     <w:uiPriority w:val="67"/>
     <w:pPr>
@@ -8568,9 +8620,9 @@
       </w:tcPr>
     </w:tblStylePr>
   </w:style>
-  <w:style w:type="table" w:styleId="86">
+  <w:style w:type="table" w:styleId="87">
     <w:name w:val="Medium Grid 1 Accent 3"/>
-    <w:basedOn w:val="32"/>
+    <w:basedOn w:val="33"/>
     <w:qFormat/>
     <w:uiPriority w:val="67"/>
     <w:pPr>
@@ -8638,9 +8690,9 @@
       </w:tcPr>
     </w:tblStylePr>
   </w:style>
-  <w:style w:type="table" w:styleId="87">
+  <w:style w:type="table" w:styleId="88">
     <w:name w:val="Medium Grid 1 Accent 4"/>
-    <w:basedOn w:val="32"/>
+    <w:basedOn w:val="33"/>
     <w:qFormat/>
     <w:uiPriority w:val="67"/>
     <w:pPr>
@@ -8708,9 +8760,9 @@
       </w:tcPr>
     </w:tblStylePr>
   </w:style>
-  <w:style w:type="table" w:styleId="88">
+  <w:style w:type="table" w:styleId="89">
     <w:name w:val="Medium Grid 1 Accent 5"/>
-    <w:basedOn w:val="32"/>
+    <w:basedOn w:val="33"/>
     <w:qFormat/>
     <w:uiPriority w:val="67"/>
     <w:pPr>
@@ -8778,9 +8830,9 @@
       </w:tcPr>
     </w:tblStylePr>
   </w:style>
-  <w:style w:type="table" w:styleId="89">
+  <w:style w:type="table" w:styleId="90">
     <w:name w:val="Medium Grid 1 Accent 6"/>
-    <w:basedOn w:val="32"/>
+    <w:basedOn w:val="33"/>
     <w:qFormat/>
     <w:uiPriority w:val="67"/>
     <w:pPr>
@@ -8848,9 +8900,9 @@
       </w:tcPr>
     </w:tblStylePr>
   </w:style>
-  <w:style w:type="table" w:styleId="90">
+  <w:style w:type="table" w:styleId="91">
     <w:name w:val="Medium Grid 2"/>
-    <w:basedOn w:val="32"/>
+    <w:basedOn w:val="33"/>
     <w:qFormat/>
     <w:uiPriority w:val="68"/>
     <w:pPr>
@@ -8995,9 +9047,9 @@
       </w:tcPr>
     </w:tblStylePr>
   </w:style>
-  <w:style w:type="table" w:styleId="91">
+  <w:style w:type="table" w:styleId="92">
     <w:name w:val="Medium Grid 2 Accent 1"/>
-    <w:basedOn w:val="32"/>
+    <w:basedOn w:val="33"/>
     <w:qFormat/>
     <w:uiPriority w:val="68"/>
     <w:pPr>
@@ -9142,9 +9194,9 @@
       </w:tcPr>
     </w:tblStylePr>
   </w:style>
-  <w:style w:type="table" w:styleId="92">
+  <w:style w:type="table" w:styleId="93">
     <w:name w:val="Medium Grid 2 Accent 2"/>
-    <w:basedOn w:val="32"/>
+    <w:basedOn w:val="33"/>
     <w:qFormat/>
     <w:uiPriority w:val="68"/>
     <w:pPr>
@@ -9289,9 +9341,9 @@
       </w:tcPr>
     </w:tblStylePr>
   </w:style>
-  <w:style w:type="table" w:styleId="93">
+  <w:style w:type="table" w:styleId="94">
     <w:name w:val="Medium Grid 2 Accent 3"/>
-    <w:basedOn w:val="32"/>
+    <w:basedOn w:val="33"/>
     <w:qFormat/>
     <w:uiPriority w:val="68"/>
     <w:pPr>
@@ -9436,9 +9488,9 @@
       </w:tcPr>
     </w:tblStylePr>
   </w:style>
-  <w:style w:type="table" w:styleId="94">
+  <w:style w:type="table" w:styleId="95">
     <w:name w:val="Medium Grid 2 Accent 4"/>
-    <w:basedOn w:val="32"/>
+    <w:basedOn w:val="33"/>
     <w:qFormat/>
     <w:uiPriority w:val="68"/>
     <w:pPr>
@@ -9583,9 +9635,9 @@
       </w:tcPr>
     </w:tblStylePr>
   </w:style>
-  <w:style w:type="table" w:styleId="95">
+  <w:style w:type="table" w:styleId="96">
     <w:name w:val="Medium Grid 2 Accent 5"/>
-    <w:basedOn w:val="32"/>
+    <w:basedOn w:val="33"/>
     <w:qFormat/>
     <w:uiPriority w:val="68"/>
     <w:pPr>
@@ -9730,9 +9782,9 @@
       </w:tcPr>
     </w:tblStylePr>
   </w:style>
-  <w:style w:type="table" w:styleId="96">
+  <w:style w:type="table" w:styleId="97">
     <w:name w:val="Medium Grid 2 Accent 6"/>
-    <w:basedOn w:val="32"/>
+    <w:basedOn w:val="33"/>
     <w:qFormat/>
     <w:uiPriority w:val="68"/>
     <w:pPr>
@@ -9877,9 +9929,9 @@
       </w:tcPr>
     </w:tblStylePr>
   </w:style>
-  <w:style w:type="table" w:styleId="97">
+  <w:style w:type="table" w:styleId="98">
     <w:name w:val="Medium Grid 3"/>
-    <w:basedOn w:val="32"/>
+    <w:basedOn w:val="33"/>
     <w:qFormat/>
     <w:uiPriority w:val="69"/>
     <w:pPr>
@@ -10035,9 +10087,9 @@
       </w:tcPr>
     </w:tblStylePr>
   </w:style>
-  <w:style w:type="table" w:styleId="98">
+  <w:style w:type="table" w:styleId="99">
     <w:name w:val="Medium Grid 3 Accent 1"/>
-    <w:basedOn w:val="32"/>
+    <w:basedOn w:val="33"/>
     <w:qFormat/>
     <w:uiPriority w:val="69"/>
     <w:pPr>
@@ -10193,9 +10245,9 @@
       </w:tcPr>
     </w:tblStylePr>
   </w:style>
-  <w:style w:type="table" w:styleId="99">
+  <w:style w:type="table" w:styleId="100">
     <w:name w:val="Medium Grid 3 Accent 2"/>
-    <w:basedOn w:val="32"/>
+    <w:basedOn w:val="33"/>
     <w:qFormat/>
     <w:uiPriority w:val="69"/>
     <w:pPr>
@@ -10351,9 +10403,9 @@
       </w:tcPr>
     </w:tblStylePr>
   </w:style>
-  <w:style w:type="table" w:styleId="100">
+  <w:style w:type="table" w:styleId="101">
     <w:name w:val="Medium Grid 3 Accent 3"/>
-    <w:basedOn w:val="32"/>
+    <w:basedOn w:val="33"/>
     <w:qFormat/>
     <w:uiPriority w:val="69"/>
     <w:pPr>
@@ -10509,9 +10561,9 @@
       </w:tcPr>
     </w:tblStylePr>
   </w:style>
-  <w:style w:type="table" w:styleId="101">
+  <w:style w:type="table" w:styleId="102">
     <w:name w:val="Medium Grid 3 Accent 4"/>
-    <w:basedOn w:val="32"/>
+    <w:basedOn w:val="33"/>
     <w:qFormat/>
     <w:uiPriority w:val="69"/>
     <w:pPr>
@@ -10667,9 +10719,9 @@
       </w:tcPr>
     </w:tblStylePr>
   </w:style>
-  <w:style w:type="table" w:styleId="102">
+  <w:style w:type="table" w:styleId="103">
     <w:name w:val="Medium Grid 3 Accent 5"/>
-    <w:basedOn w:val="32"/>
+    <w:basedOn w:val="33"/>
     <w:qFormat/>
     <w:uiPriority w:val="69"/>
     <w:pPr>
@@ -10825,9 +10877,9 @@
       </w:tcPr>
     </w:tblStylePr>
   </w:style>
-  <w:style w:type="table" w:styleId="103">
+  <w:style w:type="table" w:styleId="104">
     <w:name w:val="Medium Grid 3 Accent 6"/>
-    <w:basedOn w:val="32"/>
+    <w:basedOn w:val="33"/>
     <w:qFormat/>
     <w:uiPriority w:val="69"/>
     <w:pPr>
@@ -10983,9 +11035,9 @@
       </w:tcPr>
     </w:tblStylePr>
   </w:style>
-  <w:style w:type="table" w:styleId="104">
+  <w:style w:type="table" w:styleId="105">
     <w:name w:val="Dark List"/>
-    <w:basedOn w:val="32"/>
+    <w:basedOn w:val="33"/>
     <w:qFormat/>
     <w:uiPriority w:val="70"/>
     <w:pPr>
@@ -11099,9 +11151,9 @@
       </w:tcPr>
     </w:tblStylePr>
   </w:style>
-  <w:style w:type="table" w:styleId="105">
+  <w:style w:type="table" w:styleId="106">
     <w:name w:val="Dark List Accent 1"/>
-    <w:basedOn w:val="32"/>
+    <w:basedOn w:val="33"/>
     <w:uiPriority w:val="70"/>
     <w:pPr>
       <w:spacing w:after="0" w:line="240" w:lineRule="auto"/>
@@ -11214,9 +11266,9 @@
       </w:tcPr>
     </w:tblStylePr>
   </w:style>
-  <w:style w:type="table" w:styleId="106">
+  <w:style w:type="table" w:styleId="107">
     <w:name w:val="Dark List Accent 2"/>
-    <w:basedOn w:val="32"/>
+    <w:basedOn w:val="33"/>
     <w:qFormat/>
     <w:uiPriority w:val="70"/>
     <w:pPr>
@@ -11330,9 +11382,9 @@
       </w:tcPr>
     </w:tblStylePr>
   </w:style>
-  <w:style w:type="table" w:styleId="107">
+  <w:style w:type="table" w:styleId="108">
     <w:name w:val="Dark List Accent 3"/>
-    <w:basedOn w:val="32"/>
+    <w:basedOn w:val="33"/>
     <w:qFormat/>
     <w:uiPriority w:val="70"/>
     <w:pPr>
@@ -11446,9 +11498,9 @@
       </w:tcPr>
     </w:tblStylePr>
   </w:style>
-  <w:style w:type="table" w:styleId="108">
+  <w:style w:type="table" w:styleId="109">
     <w:name w:val="Dark List Accent 4"/>
-    <w:basedOn w:val="32"/>
+    <w:basedOn w:val="33"/>
     <w:uiPriority w:val="70"/>
     <w:pPr>
       <w:spacing w:after="0" w:line="240" w:lineRule="auto"/>
@@ -11561,9 +11613,9 @@
       </w:tcPr>
     </w:tblStylePr>
   </w:style>
-  <w:style w:type="table" w:styleId="109">
+  <w:style w:type="table" w:styleId="110">
     <w:name w:val="Dark List Accent 5"/>
-    <w:basedOn w:val="32"/>
+    <w:basedOn w:val="33"/>
     <w:qFormat/>
     <w:uiPriority w:val="70"/>
     <w:pPr>
@@ -11677,9 +11729,10 @@
       </w:tcPr>
     </w:tblStylePr>
   </w:style>
-  <w:style w:type="table" w:styleId="110">
+  <w:style w:type="table" w:styleId="111">
     <w:name w:val="Dark List Accent 6"/>
-    <w:basedOn w:val="32"/>
+    <w:basedOn w:val="33"/>
+    <w:qFormat/>
     <w:uiPriority w:val="70"/>
     <w:pPr>
       <w:spacing w:after="0" w:line="240" w:lineRule="auto"/>
@@ -11792,9 +11845,9 @@
       </w:tcPr>
     </w:tblStylePr>
   </w:style>
-  <w:style w:type="table" w:styleId="111">
+  <w:style w:type="table" w:styleId="112">
     <w:name w:val="Colorful Shading"/>
-    <w:basedOn w:val="32"/>
+    <w:basedOn w:val="33"/>
     <w:qFormat/>
     <w:uiPriority w:val="71"/>
     <w:pPr>
@@ -11941,9 +11994,9 @@
       </w:rPr>
     </w:tblStylePr>
   </w:style>
-  <w:style w:type="table" w:styleId="112">
+  <w:style w:type="table" w:styleId="113">
     <w:name w:val="Colorful Shading Accent 1"/>
-    <w:basedOn w:val="32"/>
+    <w:basedOn w:val="33"/>
     <w:uiPriority w:val="71"/>
     <w:pPr>
       <w:spacing w:after="0" w:line="240" w:lineRule="auto"/>
@@ -12089,9 +12142,9 @@
       </w:rPr>
     </w:tblStylePr>
   </w:style>
-  <w:style w:type="table" w:styleId="113">
+  <w:style w:type="table" w:styleId="114">
     <w:name w:val="Colorful Shading Accent 2"/>
-    <w:basedOn w:val="32"/>
+    <w:basedOn w:val="33"/>
     <w:qFormat/>
     <w:uiPriority w:val="71"/>
     <w:pPr>
@@ -12238,9 +12291,9 @@
       </w:rPr>
     </w:tblStylePr>
   </w:style>
-  <w:style w:type="table" w:styleId="114">
+  <w:style w:type="table" w:styleId="115">
     <w:name w:val="Colorful Shading Accent 3"/>
-    <w:basedOn w:val="32"/>
+    <w:basedOn w:val="33"/>
     <w:qFormat/>
     <w:uiPriority w:val="71"/>
     <w:pPr>
@@ -12367,9 +12420,9 @@
       </w:tcPr>
     </w:tblStylePr>
   </w:style>
-  <w:style w:type="table" w:styleId="115">
+  <w:style w:type="table" w:styleId="116">
     <w:name w:val="Colorful Shading Accent 4"/>
-    <w:basedOn w:val="32"/>
+    <w:basedOn w:val="33"/>
     <w:qFormat/>
     <w:uiPriority w:val="71"/>
     <w:pPr>
@@ -12516,9 +12569,9 @@
       </w:rPr>
     </w:tblStylePr>
   </w:style>
-  <w:style w:type="table" w:styleId="116">
+  <w:style w:type="table" w:styleId="117">
     <w:name w:val="Colorful Shading Accent 5"/>
-    <w:basedOn w:val="32"/>
+    <w:basedOn w:val="33"/>
     <w:qFormat/>
     <w:uiPriority w:val="71"/>
     <w:pPr>
@@ -12665,9 +12718,9 @@
       </w:rPr>
     </w:tblStylePr>
   </w:style>
-  <w:style w:type="table" w:styleId="117">
+  <w:style w:type="table" w:styleId="118">
     <w:name w:val="Colorful Shading Accent 6"/>
-    <w:basedOn w:val="32"/>
+    <w:basedOn w:val="33"/>
     <w:qFormat/>
     <w:uiPriority w:val="71"/>
     <w:pPr>
@@ -12814,9 +12867,9 @@
       </w:rPr>
     </w:tblStylePr>
   </w:style>
-  <w:style w:type="table" w:styleId="118">
+  <w:style w:type="table" w:styleId="119">
     <w:name w:val="Colorful List"/>
-    <w:basedOn w:val="32"/>
+    <w:basedOn w:val="33"/>
     <w:uiPriority w:val="72"/>
     <w:pPr>
       <w:spacing w:after="0" w:line="240" w:lineRule="auto"/>
@@ -12906,9 +12959,9 @@
       </w:tcPr>
     </w:tblStylePr>
   </w:style>
-  <w:style w:type="table" w:styleId="119">
+  <w:style w:type="table" w:styleId="120">
     <w:name w:val="Colorful List Accent 1"/>
-    <w:basedOn w:val="32"/>
+    <w:basedOn w:val="33"/>
     <w:qFormat/>
     <w:uiPriority w:val="72"/>
     <w:pPr>
@@ -12999,9 +13052,9 @@
       </w:tcPr>
     </w:tblStylePr>
   </w:style>
-  <w:style w:type="table" w:styleId="120">
+  <w:style w:type="table" w:styleId="121">
     <w:name w:val="Colorful List Accent 2"/>
-    <w:basedOn w:val="32"/>
+    <w:basedOn w:val="33"/>
     <w:qFormat/>
     <w:uiPriority w:val="72"/>
     <w:pPr>
@@ -13092,9 +13145,9 @@
       </w:tcPr>
     </w:tblStylePr>
   </w:style>
-  <w:style w:type="table" w:styleId="121">
+  <w:style w:type="table" w:styleId="122">
     <w:name w:val="Colorful List Accent 3"/>
-    <w:basedOn w:val="32"/>
+    <w:basedOn w:val="33"/>
     <w:qFormat/>
     <w:uiPriority w:val="72"/>
     <w:pPr>
@@ -13185,9 +13238,9 @@
       </w:tcPr>
     </w:tblStylePr>
   </w:style>
-  <w:style w:type="table" w:styleId="122">
+  <w:style w:type="table" w:styleId="123">
     <w:name w:val="Colorful List Accent 4"/>
-    <w:basedOn w:val="32"/>
+    <w:basedOn w:val="33"/>
     <w:qFormat/>
     <w:uiPriority w:val="72"/>
     <w:pPr>
@@ -13278,9 +13331,9 @@
       </w:tcPr>
     </w:tblStylePr>
   </w:style>
-  <w:style w:type="table" w:styleId="123">
+  <w:style w:type="table" w:styleId="124">
     <w:name w:val="Colorful List Accent 5"/>
-    <w:basedOn w:val="32"/>
+    <w:basedOn w:val="33"/>
     <w:qFormat/>
     <w:uiPriority w:val="72"/>
     <w:pPr>
@@ -13371,9 +13424,9 @@
       </w:tcPr>
     </w:tblStylePr>
   </w:style>
-  <w:style w:type="table" w:styleId="124">
+  <w:style w:type="table" w:styleId="125">
     <w:name w:val="Colorful List Accent 6"/>
-    <w:basedOn w:val="32"/>
+    <w:basedOn w:val="33"/>
     <w:uiPriority w:val="72"/>
     <w:pPr>
       <w:spacing w:after="0" w:line="240" w:lineRule="auto"/>
@@ -13463,9 +13516,9 @@
       </w:tcPr>
     </w:tblStylePr>
   </w:style>
-  <w:style w:type="table" w:styleId="125">
+  <w:style w:type="table" w:styleId="126">
     <w:name w:val="Colorful Grid"/>
-    <w:basedOn w:val="32"/>
+    <w:basedOn w:val="33"/>
     <w:uiPriority w:val="73"/>
     <w:pPr>
       <w:spacing w:after="0" w:line="240" w:lineRule="auto"/>
@@ -13559,9 +13612,9 @@
       </w:tcPr>
     </w:tblStylePr>
   </w:style>
-  <w:style w:type="table" w:styleId="126">
+  <w:style w:type="table" w:styleId="127">
     <w:name w:val="Colorful Grid Accent 1"/>
-    <w:basedOn w:val="32"/>
+    <w:basedOn w:val="33"/>
     <w:qFormat/>
     <w:uiPriority w:val="73"/>
     <w:pPr>
@@ -13656,9 +13709,9 @@
       </w:tcPr>
     </w:tblStylePr>
   </w:style>
-  <w:style w:type="table" w:styleId="127">
+  <w:style w:type="table" w:styleId="128">
     <w:name w:val="Colorful Grid Accent 2"/>
-    <w:basedOn w:val="32"/>
+    <w:basedOn w:val="33"/>
     <w:uiPriority w:val="73"/>
     <w:pPr>
       <w:spacing w:after="0" w:line="240" w:lineRule="auto"/>
@@ -13752,9 +13805,9 @@
       </w:tcPr>
     </w:tblStylePr>
   </w:style>
-  <w:style w:type="table" w:styleId="128">
+  <w:style w:type="table" w:styleId="129">
     <w:name w:val="Colorful Grid Accent 3"/>
-    <w:basedOn w:val="32"/>
+    <w:basedOn w:val="33"/>
     <w:qFormat/>
     <w:uiPriority w:val="73"/>
     <w:pPr>
@@ -13849,9 +13902,9 @@
       </w:tcPr>
     </w:tblStylePr>
   </w:style>
-  <w:style w:type="table" w:styleId="129">
+  <w:style w:type="table" w:styleId="130">
     <w:name w:val="Colorful Grid Accent 4"/>
-    <w:basedOn w:val="32"/>
+    <w:basedOn w:val="33"/>
     <w:qFormat/>
     <w:uiPriority w:val="73"/>
     <w:pPr>
@@ -13946,9 +13999,9 @@
       </w:tcPr>
     </w:tblStylePr>
   </w:style>
-  <w:style w:type="table" w:styleId="130">
+  <w:style w:type="table" w:styleId="131">
     <w:name w:val="Colorful Grid Accent 5"/>
-    <w:basedOn w:val="32"/>
+    <w:basedOn w:val="33"/>
     <w:qFormat/>
     <w:uiPriority w:val="73"/>
     <w:pPr>
@@ -14043,9 +14096,9 @@
       </w:tcPr>
     </w:tblStylePr>
   </w:style>
-  <w:style w:type="table" w:styleId="131">
+  <w:style w:type="table" w:styleId="132">
     <w:name w:val="Colorful Grid Accent 6"/>
-    <w:basedOn w:val="32"/>
+    <w:basedOn w:val="33"/>
     <w:qFormat/>
     <w:uiPriority w:val="73"/>
     <w:pPr>
@@ -14140,9 +14193,9 @@
       </w:tcPr>
     </w:tblStylePr>
   </w:style>
-  <w:style w:type="character" w:styleId="133">
+  <w:style w:type="character" w:styleId="134">
     <w:name w:val="Strong"/>
-    <w:basedOn w:val="132"/>
+    <w:basedOn w:val="133"/>
     <w:qFormat/>
     <w:uiPriority w:val="22"/>
     <w:rPr>
@@ -14150,9 +14203,9 @@
       <w:bCs/>
     </w:rPr>
   </w:style>
-  <w:style w:type="character" w:styleId="134">
+  <w:style w:type="character" w:styleId="135">
     <w:name w:val="Emphasis"/>
-    <w:basedOn w:val="132"/>
+    <w:basedOn w:val="133"/>
     <w:qFormat/>
     <w:uiPriority w:val="20"/>
     <w:rPr>
@@ -14160,20 +14213,20 @@
       <w:iCs/>
     </w:rPr>
   </w:style>
-  <w:style w:type="character" w:customStyle="1" w:styleId="135">
+  <w:style w:type="character" w:customStyle="1" w:styleId="136">
     <w:name w:val="Header Char"/>
-    <w:basedOn w:val="132"/>
+    <w:basedOn w:val="133"/>
     <w:link w:val="25"/>
     <w:qFormat/>
     <w:uiPriority w:val="99"/>
   </w:style>
-  <w:style w:type="character" w:customStyle="1" w:styleId="136">
+  <w:style w:type="character" w:customStyle="1" w:styleId="137">
     <w:name w:val="Footer Char"/>
-    <w:basedOn w:val="132"/>
+    <w:basedOn w:val="133"/>
     <w:link w:val="24"/>
     <w:uiPriority w:val="99"/>
   </w:style>
-  <w:style w:type="paragraph" w:styleId="137">
+  <w:style w:type="paragraph" w:styleId="138">
     <w:name w:val="No Spacing"/>
     <w:qFormat/>
     <w:uiPriority w:val="1"/>
@@ -14187,9 +14240,9 @@
       <w:lang w:val="en-US" w:eastAsia="en-US" w:bidi="ar-SA"/>
     </w:rPr>
   </w:style>
-  <w:style w:type="character" w:customStyle="1" w:styleId="138">
+  <w:style w:type="character" w:customStyle="1" w:styleId="139">
     <w:name w:val="Heading 1 Char"/>
-    <w:basedOn w:val="132"/>
+    <w:basedOn w:val="133"/>
     <w:link w:val="3"/>
     <w:qFormat/>
     <w:uiPriority w:val="9"/>
@@ -14202,9 +14255,9 @@
       <w:szCs w:val="28"/>
     </w:rPr>
   </w:style>
-  <w:style w:type="character" w:customStyle="1" w:styleId="139">
+  <w:style w:type="character" w:customStyle="1" w:styleId="140">
     <w:name w:val="Heading 2 Char"/>
-    <w:basedOn w:val="132"/>
+    <w:basedOn w:val="133"/>
     <w:link w:val="4"/>
     <w:qFormat/>
     <w:uiPriority w:val="9"/>
@@ -14222,9 +14275,9 @@
       </w14:textFill>
     </w:rPr>
   </w:style>
-  <w:style w:type="character" w:customStyle="1" w:styleId="140">
+  <w:style w:type="character" w:customStyle="1" w:styleId="141">
     <w:name w:val="Heading 3 Char"/>
-    <w:basedOn w:val="132"/>
+    <w:basedOn w:val="133"/>
     <w:link w:val="5"/>
     <w:qFormat/>
     <w:uiPriority w:val="9"/>
@@ -14240,10 +14293,10 @@
       </w14:textFill>
     </w:rPr>
   </w:style>
-  <w:style w:type="character" w:customStyle="1" w:styleId="141">
+  <w:style w:type="character" w:customStyle="1" w:styleId="142">
     <w:name w:val="Title Char"/>
-    <w:basedOn w:val="132"/>
-    <w:link w:val="31"/>
+    <w:basedOn w:val="133"/>
+    <w:link w:val="32"/>
     <w:uiPriority w:val="10"/>
     <w:rPr>
       <w:rFonts w:asciiTheme="majorHAnsi" w:hAnsiTheme="majorHAnsi" w:eastAsiaTheme="majorEastAsia" w:cstheme="majorBidi"/>
@@ -14254,9 +14307,9 @@
       <w:szCs w:val="52"/>
     </w:rPr>
   </w:style>
-  <w:style w:type="character" w:customStyle="1" w:styleId="142">
+  <w:style w:type="character" w:customStyle="1" w:styleId="143">
     <w:name w:val="Subtitle Char"/>
-    <w:basedOn w:val="132"/>
+    <w:basedOn w:val="133"/>
     <w:link w:val="26"/>
     <w:qFormat/>
     <w:uiPriority w:val="11"/>
@@ -14275,7 +14328,7 @@
       </w14:textFill>
     </w:rPr>
   </w:style>
-  <w:style w:type="paragraph" w:styleId="143">
+  <w:style w:type="paragraph" w:styleId="144">
     <w:name w:val="List Paragraph"/>
     <w:basedOn w:val="1"/>
     <w:qFormat/>
@@ -14285,23 +14338,23 @@
       <w:contextualSpacing/>
     </w:pPr>
   </w:style>
-  <w:style w:type="character" w:customStyle="1" w:styleId="144">
+  <w:style w:type="character" w:customStyle="1" w:styleId="145">
     <w:name w:val="Body Text Char"/>
-    <w:basedOn w:val="132"/>
+    <w:basedOn w:val="133"/>
     <w:link w:val="19"/>
     <w:qFormat/>
     <w:uiPriority w:val="99"/>
   </w:style>
-  <w:style w:type="character" w:customStyle="1" w:styleId="145">
+  <w:style w:type="character" w:customStyle="1" w:styleId="146">
     <w:name w:val="Body Text 2 Char"/>
-    <w:basedOn w:val="132"/>
+    <w:basedOn w:val="133"/>
     <w:link w:val="28"/>
     <w:qFormat/>
     <w:uiPriority w:val="99"/>
   </w:style>
-  <w:style w:type="character" w:customStyle="1" w:styleId="146">
+  <w:style w:type="character" w:customStyle="1" w:styleId="147">
     <w:name w:val="Body Text 3 Char"/>
-    <w:basedOn w:val="132"/>
+    <w:basedOn w:val="133"/>
     <w:link w:val="17"/>
     <w:uiPriority w:val="99"/>
     <w:rPr>
@@ -14309,9 +14362,9 @@
       <w:szCs w:val="16"/>
     </w:rPr>
   </w:style>
-  <w:style w:type="character" w:customStyle="1" w:styleId="147">
+  <w:style w:type="character" w:customStyle="1" w:styleId="148">
     <w:name w:val="Macro Text Char"/>
-    <w:basedOn w:val="132"/>
+    <w:basedOn w:val="133"/>
     <w:link w:val="2"/>
     <w:qFormat/>
     <w:uiPriority w:val="99"/>
@@ -14321,10 +14374,27 @@
       <w:szCs w:val="20"/>
     </w:rPr>
   </w:style>
-  <w:style w:type="paragraph" w:styleId="148">
+  <w:style w:type="paragraph" w:styleId="149">
     <w:name w:val="Quote"/>
     <w:basedOn w:val="1"/>
     <w:next w:val="1"/>
+    <w:link w:val="150"/>
+    <w:qFormat/>
+    <w:uiPriority w:val="29"/>
+    <w:rPr>
+      <w:i/>
+      <w:iCs/>
+      <w:color w:val="000000" w:themeColor="text1"/>
+      <w14:textFill>
+        <w14:solidFill>
+          <w14:schemeClr w14:val="tx1"/>
+        </w14:solidFill>
+      </w14:textFill>
+    </w:rPr>
+  </w:style>
+  <w:style w:type="character" w:customStyle="1" w:styleId="150">
+    <w:name w:val="Quote Char"/>
+    <w:basedOn w:val="133"/>
     <w:link w:val="149"/>
     <w:qFormat/>
     <w:uiPriority w:val="29"/>
@@ -14339,26 +14409,9 @@
       </w14:textFill>
     </w:rPr>
   </w:style>
-  <w:style w:type="character" w:customStyle="1" w:styleId="149">
-    <w:name w:val="Quote Char"/>
-    <w:basedOn w:val="132"/>
-    <w:link w:val="148"/>
-    <w:qFormat/>
-    <w:uiPriority w:val="29"/>
-    <w:rPr>
-      <w:i/>
-      <w:iCs/>
-      <w:color w:val="000000" w:themeColor="text1"/>
-      <w14:textFill>
-        <w14:solidFill>
-          <w14:schemeClr w14:val="tx1"/>
-        </w14:solidFill>
-      </w14:textFill>
-    </w:rPr>
-  </w:style>
-  <w:style w:type="character" w:customStyle="1" w:styleId="150">
+  <w:style w:type="character" w:customStyle="1" w:styleId="151">
     <w:name w:val="Heading 4 Char"/>
-    <w:basedOn w:val="132"/>
+    <w:basedOn w:val="133"/>
     <w:link w:val="6"/>
     <w:semiHidden/>
     <w:qFormat/>
@@ -14377,9 +14430,9 @@
       </w14:textFill>
     </w:rPr>
   </w:style>
-  <w:style w:type="character" w:customStyle="1" w:styleId="151">
+  <w:style w:type="character" w:customStyle="1" w:styleId="152">
     <w:name w:val="Heading 5 Char"/>
-    <w:basedOn w:val="132"/>
+    <w:basedOn w:val="133"/>
     <w:link w:val="7"/>
     <w:semiHidden/>
     <w:qFormat/>
@@ -14389,9 +14442,9 @@
       <w:color w:val="254061" w:themeColor="accent1" w:themeShade="80"/>
     </w:rPr>
   </w:style>
-  <w:style w:type="character" w:customStyle="1" w:styleId="152">
+  <w:style w:type="character" w:customStyle="1" w:styleId="153">
     <w:name w:val="Heading 6 Char"/>
-    <w:basedOn w:val="132"/>
+    <w:basedOn w:val="133"/>
     <w:link w:val="8"/>
     <w:semiHidden/>
     <w:qFormat/>
@@ -14403,9 +14456,9 @@
       <w:color w:val="254061" w:themeColor="accent1" w:themeShade="80"/>
     </w:rPr>
   </w:style>
-  <w:style w:type="character" w:customStyle="1" w:styleId="153">
+  <w:style w:type="character" w:customStyle="1" w:styleId="154">
     <w:name w:val="Heading 7 Char"/>
-    <w:basedOn w:val="132"/>
+    <w:basedOn w:val="133"/>
     <w:link w:val="9"/>
     <w:semiHidden/>
     <w:qFormat/>
@@ -14425,9 +14478,9 @@
       </w14:textFill>
     </w:rPr>
   </w:style>
-  <w:style w:type="character" w:customStyle="1" w:styleId="154">
+  <w:style w:type="character" w:customStyle="1" w:styleId="155">
     <w:name w:val="Heading 8 Char"/>
-    <w:basedOn w:val="132"/>
+    <w:basedOn w:val="133"/>
     <w:link w:val="10"/>
     <w:semiHidden/>
     <w:qFormat/>
@@ -14444,9 +14497,9 @@
       </w14:textFill>
     </w:rPr>
   </w:style>
-  <w:style w:type="character" w:customStyle="1" w:styleId="155">
+  <w:style w:type="character" w:customStyle="1" w:styleId="156">
     <w:name w:val="Heading 9 Char"/>
-    <w:basedOn w:val="132"/>
+    <w:basedOn w:val="133"/>
     <w:link w:val="11"/>
     <w:semiHidden/>
     <w:qFormat/>
@@ -14468,11 +14521,11 @@
       </w14:textFill>
     </w:rPr>
   </w:style>
-  <w:style w:type="paragraph" w:styleId="156">
+  <w:style w:type="paragraph" w:styleId="157">
     <w:name w:val="Intense Quote"/>
     <w:basedOn w:val="1"/>
     <w:next w:val="1"/>
-    <w:link w:val="157"/>
+    <w:link w:val="158"/>
     <w:qFormat/>
     <w:uiPriority w:val="30"/>
     <w:pPr>
@@ -14495,10 +14548,10 @@
       </w14:textFill>
     </w:rPr>
   </w:style>
-  <w:style w:type="character" w:customStyle="1" w:styleId="157">
+  <w:style w:type="character" w:customStyle="1" w:styleId="158">
     <w:name w:val="Intense Quote Char"/>
-    <w:basedOn w:val="132"/>
-    <w:link w:val="156"/>
+    <w:basedOn w:val="133"/>
+    <w:link w:val="157"/>
     <w:qFormat/>
     <w:uiPriority w:val="30"/>
     <w:rPr>
@@ -14514,9 +14567,9 @@
       </w14:textFill>
     </w:rPr>
   </w:style>
-  <w:style w:type="character" w:customStyle="1" w:styleId="158">
+  <w:style w:type="character" w:customStyle="1" w:styleId="159">
     <w:name w:val="Subtle Emphasis"/>
-    <w:basedOn w:val="132"/>
+    <w:basedOn w:val="133"/>
     <w:qFormat/>
     <w:uiPriority w:val="19"/>
     <w:rPr>
@@ -14533,9 +14586,9 @@
       </w14:textFill>
     </w:rPr>
   </w:style>
-  <w:style w:type="character" w:customStyle="1" w:styleId="159">
+  <w:style w:type="character" w:customStyle="1" w:styleId="160">
     <w:name w:val="Intense Emphasis"/>
-    <w:basedOn w:val="132"/>
+    <w:basedOn w:val="133"/>
     <w:qFormat/>
     <w:uiPriority w:val="21"/>
     <w:rPr>
@@ -14551,9 +14604,9 @@
       </w14:textFill>
     </w:rPr>
   </w:style>
-  <w:style w:type="character" w:customStyle="1" w:styleId="160">
+  <w:style w:type="character" w:customStyle="1" w:styleId="161">
     <w:name w:val="Subtle Reference"/>
-    <w:basedOn w:val="132"/>
+    <w:basedOn w:val="133"/>
     <w:qFormat/>
     <w:uiPriority w:val="31"/>
     <w:rPr>
@@ -14567,9 +14620,9 @@
       </w14:textFill>
     </w:rPr>
   </w:style>
-  <w:style w:type="character" w:customStyle="1" w:styleId="161">
+  <w:style w:type="character" w:customStyle="1" w:styleId="162">
     <w:name w:val="Intense Reference"/>
-    <w:basedOn w:val="132"/>
+    <w:basedOn w:val="133"/>
     <w:qFormat/>
     <w:uiPriority w:val="32"/>
     <w:rPr>
@@ -14586,9 +14639,9 @@
       </w14:textFill>
     </w:rPr>
   </w:style>
-  <w:style w:type="character" w:customStyle="1" w:styleId="162">
+  <w:style w:type="character" w:customStyle="1" w:styleId="163">
     <w:name w:val="Book Title"/>
-    <w:basedOn w:val="132"/>
+    <w:basedOn w:val="133"/>
     <w:qFormat/>
     <w:uiPriority w:val="33"/>
     <w:rPr>
@@ -14598,7 +14651,7 @@
       <w:spacing w:val="5"/>
     </w:rPr>
   </w:style>
-  <w:style w:type="paragraph" w:customStyle="1" w:styleId="163">
+  <w:style w:type="paragraph" w:customStyle="1" w:styleId="164">
     <w:name w:val="TOC Heading"/>
     <w:basedOn w:val="3"/>
     <w:next w:val="1"/>
